--- a/Sanjay/Mining Integration Updated Letter.docx
+++ b/Sanjay/Mining Integration Updated Letter.docx
@@ -141,17 +141,7 @@
           <w:sz w:val="24"/>
           <w:szCs w:val="24"/>
         </w:rPr>
-        <w:t>2</w:t>
-      </w:r>
-      <w:r>
-        <w:rPr>
-          <w:rFonts w:eastAsia="Arial"/>
-          <w:b/>
-          <w:bCs/>
-          <w:sz w:val="24"/>
-          <w:szCs w:val="24"/>
-        </w:rPr>
-        <w:t>4</w:t>
+        <w:t>__</w:t>
       </w:r>
       <w:r>
         <w:rPr>
@@ -316,6 +306,7 @@
         <w:spacing w:line="360" w:lineRule="auto"/>
         <w:ind w:left="1350" w:hanging="630"/>
         <w:rPr>
+          <w:rFonts w:eastAsia="Arial"/>
           <w:sz w:val="24"/>
           <w:szCs w:val="24"/>
         </w:rPr>
@@ -372,7 +363,23 @@
           <w:sz w:val="24"/>
           <w:szCs w:val="24"/>
         </w:rPr>
-        <w:t>with ITMS Portal of Finance Department</w:t>
+        <w:t>with ITMS</w:t>
+      </w:r>
+      <w:r>
+        <w:rPr>
+          <w:rFonts w:eastAsia="Arial"/>
+          <w:sz w:val="24"/>
+          <w:szCs w:val="24"/>
+        </w:rPr>
+        <w:t xml:space="preserve"> </w:t>
+      </w:r>
+      <w:r>
+        <w:rPr>
+          <w:rFonts w:eastAsia="Arial"/>
+          <w:sz w:val="24"/>
+          <w:szCs w:val="24"/>
+        </w:rPr>
+        <w:t>Portal of Finance Department</w:t>
       </w:r>
     </w:p>
     <w:p>
@@ -501,7 +508,7 @@
     </w:p>
     <w:p>
       <w:pPr>
-        <w:spacing w:line="360" w:lineRule="auto"/>
+        <w:spacing w:line="276" w:lineRule="auto"/>
         <w:rPr>
           <w:rFonts w:eastAsia="Arial"/>
           <w:sz w:val="24"/>
@@ -511,6 +518,7 @@
     </w:p>
     <w:p>
       <w:pPr>
+        <w:spacing w:line="276" w:lineRule="auto"/>
         <w:jc w:val="both"/>
         <w:rPr>
           <w:sz w:val="24"/>
@@ -539,218 +547,6 @@
           <w:szCs w:val="24"/>
         </w:rPr>
         <w:t xml:space="preserve"> on — in which the progress of ITMS</w:t>
-      </w:r>
-    </w:p>
-    <w:p>
-      <w:pPr>
-        <w:jc w:val="both"/>
-        <w:rPr>
-          <w:sz w:val="24"/>
-          <w:szCs w:val="24"/>
-        </w:rPr>
-      </w:pPr>
-      <w:r>
-        <w:rPr>
-          <w:sz w:val="24"/>
-          <w:szCs w:val="24"/>
-        </w:rPr>
-        <w:t xml:space="preserve">was discussed and </w:t>
-      </w:r>
-      <w:r>
-        <w:rPr>
-          <w:sz w:val="24"/>
-          <w:szCs w:val="24"/>
-        </w:rPr>
-        <w:t>directions were issued to expedite the collation of data</w:t>
-      </w:r>
-      <w:r>
-        <w:rPr>
-          <w:sz w:val="24"/>
-          <w:szCs w:val="24"/>
-        </w:rPr>
-        <w:t xml:space="preserve"> </w:t>
-      </w:r>
-      <w:r>
-        <w:rPr>
-          <w:sz w:val="24"/>
-          <w:szCs w:val="24"/>
-        </w:rPr>
-        <w:t>from all departments towards</w:t>
-      </w:r>
-      <w:r>
-        <w:rPr>
-          <w:sz w:val="24"/>
-          <w:szCs w:val="24"/>
-        </w:rPr>
-        <w:t xml:space="preserve"> </w:t>
-      </w:r>
-      <w:r>
-        <w:rPr>
-          <w:sz w:val="24"/>
-          <w:szCs w:val="24"/>
-        </w:rPr>
-        <w:t>effective use of ITMS was reiterated.</w:t>
-      </w:r>
-    </w:p>
-    <w:p>
-      <w:pPr>
-        <w:jc w:val="both"/>
-        <w:rPr>
-          <w:sz w:val="24"/>
-          <w:szCs w:val="24"/>
-        </w:rPr>
-      </w:pPr>
-    </w:p>
-    <w:p>
-      <w:pPr>
-        <w:jc w:val="both"/>
-        <w:rPr>
-          <w:sz w:val="24"/>
-          <w:szCs w:val="24"/>
-        </w:rPr>
-      </w:pPr>
-      <w:r>
-        <w:rPr>
-          <w:sz w:val="24"/>
-          <w:szCs w:val="24"/>
-        </w:rPr>
-        <w:t>In pursuance of the Budget announcement and the directions of the Hon’ble Chief Minister</w:t>
-      </w:r>
-      <w:r>
-        <w:rPr>
-          <w:sz w:val="24"/>
-          <w:szCs w:val="24"/>
-        </w:rPr>
-        <w:t xml:space="preserve"> and reference </w:t>
-      </w:r>
-      <w:r>
-        <w:rPr>
-          <w:sz w:val="24"/>
-          <w:szCs w:val="24"/>
-        </w:rPr>
-        <w:t>Letter No. F.6()ACCT(BIU)/CCT/2025 dated 16.04.2026 issued by this office.</w:t>
-      </w:r>
-      <w:r>
-        <w:rPr>
-          <w:sz w:val="24"/>
-          <w:szCs w:val="24"/>
-        </w:rPr>
-        <w:t xml:space="preserve"> </w:t>
-      </w:r>
-      <w:r>
-        <w:rPr>
-          <w:sz w:val="24"/>
-          <w:szCs w:val="24"/>
-        </w:rPr>
-        <w:t>I</w:t>
-      </w:r>
-      <w:r>
-        <w:rPr>
-          <w:sz w:val="24"/>
-          <w:szCs w:val="24"/>
-        </w:rPr>
-        <w:t>t is requested that the concerned officials may kindly be directed to</w:t>
-      </w:r>
-      <w:r>
-        <w:rPr>
-          <w:sz w:val="24"/>
-          <w:szCs w:val="24"/>
-        </w:rPr>
-        <w:t xml:space="preserve"> </w:t>
-      </w:r>
-      <w:r>
-        <w:rPr>
-          <w:sz w:val="24"/>
-          <w:szCs w:val="24"/>
-        </w:rPr>
-        <w:t>take necessary action in this regard</w:t>
-      </w:r>
-      <w:r>
-        <w:rPr>
-          <w:sz w:val="24"/>
-          <w:szCs w:val="24"/>
-        </w:rPr>
-        <w:t>.</w:t>
-      </w:r>
-    </w:p>
-    <w:p>
-      <w:pPr>
-        <w:jc w:val="both"/>
-        <w:rPr>
-          <w:sz w:val="24"/>
-          <w:szCs w:val="24"/>
-        </w:rPr>
-      </w:pPr>
-      <w:r>
-        <w:rPr>
-          <w:sz w:val="24"/>
-          <w:szCs w:val="24"/>
-        </w:rPr>
-        <w:t>F</w:t>
-      </w:r>
-      <w:r>
-        <w:rPr>
-          <w:sz w:val="24"/>
-          <w:szCs w:val="24"/>
-        </w:rPr>
-        <w:t>or inter-departmental integration and cross analysis purposes, it is required that either read-only access to the mining database server (DR or production server) be provided, or APIs be exposed to enable data consumption by the department.</w:t>
-      </w:r>
-    </w:p>
-    <w:p>
-      <w:pPr>
-        <w:jc w:val="both"/>
-        <w:rPr>
-          <w:sz w:val="24"/>
-          <w:szCs w:val="24"/>
-        </w:rPr>
-      </w:pPr>
-    </w:p>
-    <w:p>
-      <w:pPr>
-        <w:jc w:val="both"/>
-        <w:rPr>
-          <w:sz w:val="24"/>
-          <w:szCs w:val="24"/>
-        </w:rPr>
-      </w:pPr>
-      <w:r>
-        <w:rPr>
-          <w:sz w:val="24"/>
-          <w:szCs w:val="24"/>
-        </w:rPr>
-        <w:t>In case an API-based framework is adopted, it is requested that a one-time data dump be shared as per the requirements specified in Annexure A. Subsequently, the same data elements outlined in Annexure A may be made available through APIs for ongoing integration.</w:t>
-      </w:r>
-    </w:p>
-    <w:p>
-      <w:pPr>
-        <w:jc w:val="both"/>
-        <w:rPr>
-          <w:sz w:val="24"/>
-          <w:szCs w:val="24"/>
-        </w:rPr>
-      </w:pPr>
-    </w:p>
-    <w:p>
-      <w:pPr>
-        <w:jc w:val="both"/>
-        <w:rPr>
-          <w:sz w:val="24"/>
-          <w:szCs w:val="24"/>
-        </w:rPr>
-      </w:pPr>
-      <w:r>
-        <w:rPr>
-          <w:sz w:val="24"/>
-          <w:szCs w:val="24"/>
-        </w:rPr>
-        <w:t>On the same note, w</w:t>
-      </w:r>
-      <w:r>
-        <w:rPr>
-          <w:sz w:val="24"/>
-          <w:szCs w:val="24"/>
-        </w:rPr>
-        <w:t>e confirm that portal access has been received for the following SSO IDs:</w:t>
       </w:r>
     </w:p>
     <w:p>
@@ -758,366 +554,56 @@
         <w:spacing w:line="276" w:lineRule="auto"/>
         <w:jc w:val="both"/>
         <w:rPr>
-          <w:rFonts w:eastAsia="Arial"/>
           <w:sz w:val="24"/>
           <w:szCs w:val="24"/>
-          <w:lang w:val="en-US"/>
         </w:rPr>
       </w:pPr>
+      <w:r>
+        <w:rPr>
+          <w:sz w:val="24"/>
+          <w:szCs w:val="24"/>
+        </w:rPr>
+        <w:t xml:space="preserve">was discussed and </w:t>
+      </w:r>
+      <w:r>
+        <w:rPr>
+          <w:sz w:val="24"/>
+          <w:szCs w:val="24"/>
+        </w:rPr>
+        <w:t>directions were issued to expedite the collation of data</w:t>
+      </w:r>
+      <w:r>
+        <w:rPr>
+          <w:sz w:val="24"/>
+          <w:szCs w:val="24"/>
+        </w:rPr>
+        <w:t xml:space="preserve"> </w:t>
+      </w:r>
+      <w:r>
+        <w:rPr>
+          <w:sz w:val="24"/>
+          <w:szCs w:val="24"/>
+        </w:rPr>
+        <w:t>from all departments towards</w:t>
+      </w:r>
+      <w:r>
+        <w:rPr>
+          <w:sz w:val="24"/>
+          <w:szCs w:val="24"/>
+        </w:rPr>
+        <w:t xml:space="preserve"> </w:t>
+      </w:r>
+      <w:r>
+        <w:rPr>
+          <w:sz w:val="24"/>
+          <w:szCs w:val="24"/>
+        </w:rPr>
+        <w:t>effective use of ITMS was reiterated.</w:t>
+      </w:r>
     </w:p>
-    <w:tbl>
-      <w:tblPr>
-        <w:tblStyle w:val="TableGrid"/>
-        <w:tblW w:w="0" w:type="auto"/>
-        <w:tblLook w:val="04A0" w:firstRow="1" w:lastRow="0" w:firstColumn="1" w:lastColumn="0" w:noHBand="0" w:noVBand="1"/>
-      </w:tblPr>
-      <w:tblGrid>
-        <w:gridCol w:w="1980"/>
-        <w:gridCol w:w="2977"/>
-        <w:gridCol w:w="1805"/>
-        <w:gridCol w:w="2254"/>
-      </w:tblGrid>
-      <w:tr>
-        <w:tc>
-          <w:tcPr>
-            <w:tcW w:w="1980" w:type="dxa"/>
-            <w:shd w:val="clear" w:color="auto" w:fill="D0CECE" w:themeFill="background2" w:themeFillShade="E6"/>
-          </w:tcPr>
-          <w:p>
-            <w:pPr>
-              <w:spacing w:line="276" w:lineRule="auto"/>
-              <w:jc w:val="both"/>
-              <w:rPr>
-                <w:rFonts w:eastAsia="Arial"/>
-                <w:b/>
-                <w:bCs/>
-                <w:sz w:val="24"/>
-                <w:szCs w:val="24"/>
-                <w:lang w:val="en-US"/>
-              </w:rPr>
-            </w:pPr>
-            <w:r>
-              <w:rPr>
-                <w:rFonts w:eastAsia="Arial"/>
-                <w:b/>
-                <w:bCs/>
-                <w:sz w:val="24"/>
-                <w:szCs w:val="24"/>
-                <w:lang w:val="en-US"/>
-              </w:rPr>
-              <w:t>Name</w:t>
-            </w:r>
-          </w:p>
-        </w:tc>
-        <w:tc>
-          <w:tcPr>
-            <w:tcW w:w="2977" w:type="dxa"/>
-            <w:shd w:val="clear" w:color="auto" w:fill="D0CECE" w:themeFill="background2" w:themeFillShade="E6"/>
-          </w:tcPr>
-          <w:p>
-            <w:pPr>
-              <w:spacing w:line="276" w:lineRule="auto"/>
-              <w:jc w:val="both"/>
-              <w:rPr>
-                <w:rFonts w:eastAsia="Arial"/>
-                <w:b/>
-                <w:bCs/>
-                <w:sz w:val="24"/>
-                <w:szCs w:val="24"/>
-                <w:lang w:val="en-US"/>
-              </w:rPr>
-            </w:pPr>
-            <w:r>
-              <w:rPr>
-                <w:rFonts w:eastAsia="Arial"/>
-                <w:b/>
-                <w:bCs/>
-                <w:sz w:val="24"/>
-                <w:szCs w:val="24"/>
-                <w:lang w:val="en-US"/>
-              </w:rPr>
-              <w:t>Designation</w:t>
-            </w:r>
-          </w:p>
-        </w:tc>
-        <w:tc>
-          <w:tcPr>
-            <w:tcW w:w="1805" w:type="dxa"/>
-            <w:shd w:val="clear" w:color="auto" w:fill="D0CECE" w:themeFill="background2" w:themeFillShade="E6"/>
-          </w:tcPr>
-          <w:p>
-            <w:pPr>
-              <w:spacing w:line="276" w:lineRule="auto"/>
-              <w:jc w:val="both"/>
-              <w:rPr>
-                <w:rFonts w:eastAsia="Arial"/>
-                <w:b/>
-                <w:bCs/>
-                <w:sz w:val="24"/>
-                <w:szCs w:val="24"/>
-                <w:lang w:val="en-US"/>
-              </w:rPr>
-            </w:pPr>
-            <w:r>
-              <w:rPr>
-                <w:rFonts w:eastAsia="Arial"/>
-                <w:b/>
-                <w:bCs/>
-                <w:sz w:val="24"/>
-                <w:szCs w:val="24"/>
-                <w:lang w:val="en-US"/>
-              </w:rPr>
-              <w:t>Mobile</w:t>
-            </w:r>
-          </w:p>
-        </w:tc>
-        <w:tc>
-          <w:tcPr>
-            <w:tcW w:w="2254" w:type="dxa"/>
-            <w:shd w:val="clear" w:color="auto" w:fill="D0CECE" w:themeFill="background2" w:themeFillShade="E6"/>
-          </w:tcPr>
-          <w:p>
-            <w:pPr>
-              <w:spacing w:line="276" w:lineRule="auto"/>
-              <w:jc w:val="both"/>
-              <w:rPr>
-                <w:rFonts w:eastAsia="Arial"/>
-                <w:b/>
-                <w:bCs/>
-                <w:sz w:val="24"/>
-                <w:szCs w:val="24"/>
-                <w:lang w:val="en-US"/>
-              </w:rPr>
-            </w:pPr>
-            <w:r>
-              <w:rPr>
-                <w:rFonts w:eastAsia="Arial"/>
-                <w:b/>
-                <w:bCs/>
-                <w:sz w:val="24"/>
-                <w:szCs w:val="24"/>
-                <w:lang w:val="en-US"/>
-              </w:rPr>
-              <w:t>SSO</w:t>
-            </w:r>
-          </w:p>
-        </w:tc>
-      </w:tr>
-      <w:tr>
-        <w:tc>
-          <w:tcPr>
-            <w:tcW w:w="1980" w:type="dxa"/>
-          </w:tcPr>
-          <w:p>
-            <w:pPr>
-              <w:spacing w:line="276" w:lineRule="auto"/>
-              <w:jc w:val="both"/>
-              <w:rPr>
-                <w:rFonts w:eastAsia="Arial"/>
-                <w:sz w:val="24"/>
-                <w:szCs w:val="24"/>
-                <w:lang w:val="en-US"/>
-              </w:rPr>
-            </w:pPr>
-            <w:r>
-              <w:rPr>
-                <w:rFonts w:eastAsia="Arial"/>
-                <w:sz w:val="24"/>
-                <w:szCs w:val="24"/>
-                <w:lang w:val="en-US"/>
-              </w:rPr>
-              <w:t>Sh. B. L. Kavaria</w:t>
-            </w:r>
-          </w:p>
-        </w:tc>
-        <w:tc>
-          <w:tcPr>
-            <w:tcW w:w="2977" w:type="dxa"/>
-          </w:tcPr>
-          <w:p>
-            <w:pPr>
-              <w:spacing w:line="276" w:lineRule="auto"/>
-              <w:jc w:val="both"/>
-              <w:rPr>
-                <w:rFonts w:eastAsia="Arial"/>
-                <w:sz w:val="24"/>
-                <w:szCs w:val="24"/>
-                <w:lang w:val="en-US"/>
-              </w:rPr>
-            </w:pPr>
-            <w:r>
-              <w:rPr>
-                <w:rFonts w:eastAsia="Arial"/>
-                <w:sz w:val="24"/>
-                <w:szCs w:val="24"/>
-                <w:lang w:val="en-US"/>
-              </w:rPr>
-              <w:t>Dy. Commissioner (BIU)</w:t>
-            </w:r>
-          </w:p>
-        </w:tc>
-        <w:tc>
-          <w:tcPr>
-            <w:tcW w:w="1805" w:type="dxa"/>
-          </w:tcPr>
-          <w:p>
-            <w:pPr>
-              <w:spacing w:line="276" w:lineRule="auto"/>
-              <w:jc w:val="both"/>
-              <w:rPr>
-                <w:rFonts w:eastAsia="Arial"/>
-                <w:sz w:val="24"/>
-                <w:szCs w:val="24"/>
-                <w:lang w:val="en-US"/>
-              </w:rPr>
-            </w:pPr>
-            <w:r>
-              <w:rPr>
-                <w:rFonts w:eastAsia="Arial"/>
-                <w:sz w:val="24"/>
-                <w:szCs w:val="24"/>
-                <w:lang w:val="en-US"/>
-              </w:rPr>
-              <w:t>9460578991</w:t>
-            </w:r>
-          </w:p>
-        </w:tc>
-        <w:tc>
-          <w:tcPr>
-            <w:tcW w:w="2254" w:type="dxa"/>
-          </w:tcPr>
-          <w:p>
-            <w:pPr>
-              <w:spacing w:line="276" w:lineRule="auto"/>
-              <w:jc w:val="both"/>
-              <w:rPr>
-                <w:rFonts w:eastAsia="Arial"/>
-                <w:sz w:val="24"/>
-                <w:szCs w:val="24"/>
-                <w:lang w:val="en-US"/>
-              </w:rPr>
-            </w:pPr>
-            <w:r>
-              <w:rPr>
-                <w:rFonts w:eastAsia="Arial"/>
-                <w:sz w:val="24"/>
-                <w:szCs w:val="24"/>
-                <w:lang w:val="en-US"/>
-              </w:rPr>
-              <w:t>blkavariya.ctd</w:t>
-            </w:r>
-          </w:p>
-        </w:tc>
-      </w:tr>
-      <w:tr>
-        <w:tc>
-          <w:tcPr>
-            <w:tcW w:w="1980" w:type="dxa"/>
-          </w:tcPr>
-          <w:p>
-            <w:pPr>
-              <w:spacing w:line="276" w:lineRule="auto"/>
-              <w:jc w:val="both"/>
-              <w:rPr>
-                <w:rFonts w:eastAsia="Arial"/>
-                <w:sz w:val="24"/>
-                <w:szCs w:val="24"/>
-                <w:lang w:val="en-US"/>
-              </w:rPr>
-            </w:pPr>
-            <w:r>
-              <w:rPr>
-                <w:rFonts w:eastAsia="Arial"/>
-                <w:sz w:val="24"/>
-                <w:szCs w:val="24"/>
-                <w:lang w:val="en-US"/>
-              </w:rPr>
-              <w:t>Ashwin Tiwari</w:t>
-            </w:r>
-          </w:p>
-        </w:tc>
-        <w:tc>
-          <w:tcPr>
-            <w:tcW w:w="2977" w:type="dxa"/>
-          </w:tcPr>
-          <w:p>
-            <w:pPr>
-              <w:spacing w:line="276" w:lineRule="auto"/>
-              <w:jc w:val="both"/>
-              <w:rPr>
-                <w:rFonts w:eastAsia="Arial"/>
-                <w:sz w:val="24"/>
-                <w:szCs w:val="24"/>
-                <w:lang w:val="en-US"/>
-              </w:rPr>
-            </w:pPr>
-            <w:r>
-              <w:rPr>
-                <w:rFonts w:eastAsia="Arial"/>
-                <w:sz w:val="24"/>
-                <w:szCs w:val="24"/>
-                <w:lang w:val="en-US"/>
-              </w:rPr>
-              <w:t>Technical Team Lead</w:t>
-            </w:r>
-          </w:p>
-        </w:tc>
-        <w:tc>
-          <w:tcPr>
-            <w:tcW w:w="1805" w:type="dxa"/>
-          </w:tcPr>
-          <w:p>
-            <w:pPr>
-              <w:spacing w:line="276" w:lineRule="auto"/>
-              <w:jc w:val="both"/>
-              <w:rPr>
-                <w:rFonts w:eastAsia="Arial"/>
-                <w:sz w:val="24"/>
-                <w:szCs w:val="24"/>
-                <w:lang w:val="en-US"/>
-              </w:rPr>
-            </w:pPr>
-            <w:r>
-              <w:rPr>
-                <w:rFonts w:eastAsia="Arial"/>
-                <w:sz w:val="24"/>
-                <w:szCs w:val="24"/>
-                <w:lang w:val="en-US"/>
-              </w:rPr>
-              <w:t>9029097008</w:t>
-            </w:r>
-          </w:p>
-        </w:tc>
-        <w:tc>
-          <w:tcPr>
-            <w:tcW w:w="2254" w:type="dxa"/>
-          </w:tcPr>
-          <w:p>
-            <w:pPr>
-              <w:spacing w:line="276" w:lineRule="auto"/>
-              <w:jc w:val="both"/>
-              <w:rPr>
-                <w:rFonts w:eastAsia="Arial"/>
-                <w:sz w:val="24"/>
-                <w:szCs w:val="24"/>
-                <w:lang w:val="en-US"/>
-              </w:rPr>
-            </w:pPr>
-            <w:r>
-              <w:rPr>
-                <w:rFonts w:eastAsia="Arial"/>
-                <w:sz w:val="24"/>
-                <w:szCs w:val="24"/>
-                <w:lang w:val="en-US"/>
-              </w:rPr>
-              <w:t>CTD.ITMS</w:t>
-            </w:r>
-          </w:p>
-        </w:tc>
-      </w:tr>
-    </w:tbl>
     <w:p>
       <w:pPr>
+        <w:spacing w:line="276" w:lineRule="auto"/>
         <w:jc w:val="both"/>
         <w:rPr>
           <w:sz w:val="24"/>
@@ -1127,6 +613,7 @@
     </w:p>
     <w:p>
       <w:pPr>
+        <w:spacing w:line="276" w:lineRule="auto"/>
         <w:jc w:val="both"/>
         <w:rPr>
           <w:sz w:val="24"/>
@@ -1138,25 +625,99 @@
           <w:sz w:val="24"/>
           <w:szCs w:val="24"/>
         </w:rPr>
-        <w:t>Through the portal, the department is currently able to access various reports and dashboards available on the mining portal</w:t>
+        <w:t>In pursuance of the Budget announcement and the directions of the Hon’ble Chief Minister</w:t>
       </w:r>
       <w:r>
         <w:rPr>
           <w:sz w:val="24"/>
           <w:szCs w:val="24"/>
         </w:rPr>
-        <w:t>. H</w:t>
+        <w:t xml:space="preserve"> and reference </w:t>
       </w:r>
       <w:r>
         <w:rPr>
           <w:sz w:val="24"/>
           <w:szCs w:val="24"/>
         </w:rPr>
-        <w:t>owever, the available reports and dashboards do not fully meet the requirements of data integration and cross-analysis envisaged under ITMS</w:t>
+        <w:t xml:space="preserve">Letter No. </w:t>
+      </w:r>
+      <w:r>
+        <w:rPr>
+          <w:i/>
+          <w:iCs/>
+          <w:sz w:val="24"/>
+          <w:szCs w:val="24"/>
+          <w:u w:val="single"/>
+        </w:rPr>
+        <w:t>F.6()ACCT(BIU)/CCT/2025 dated 16.04.2026</w:t>
+      </w:r>
+      <w:r>
+        <w:rPr>
+          <w:sz w:val="24"/>
+          <w:szCs w:val="24"/>
+        </w:rPr>
+        <w:t xml:space="preserve"> issued by </w:t>
+      </w:r>
+      <w:r>
+        <w:rPr>
+          <w:sz w:val="24"/>
+          <w:szCs w:val="24"/>
+        </w:rPr>
+        <w:t>the department</w:t>
+      </w:r>
+      <w:r>
+        <w:rPr>
+          <w:sz w:val="24"/>
+          <w:szCs w:val="24"/>
+        </w:rPr>
+        <w:t>.</w:t>
+      </w:r>
+      <w:r>
+        <w:rPr>
+          <w:sz w:val="24"/>
+          <w:szCs w:val="24"/>
+        </w:rPr>
+        <w:t xml:space="preserve"> </w:t>
+      </w:r>
+      <w:r>
+        <w:rPr>
+          <w:sz w:val="24"/>
+          <w:szCs w:val="24"/>
+        </w:rPr>
+        <w:t>I</w:t>
+      </w:r>
+      <w:r>
+        <w:rPr>
+          <w:sz w:val="24"/>
+          <w:szCs w:val="24"/>
+        </w:rPr>
+        <w:t>t is requested that the concerned officials may kindly be directed to</w:t>
+      </w:r>
+      <w:r>
+        <w:rPr>
+          <w:sz w:val="24"/>
+          <w:szCs w:val="24"/>
+        </w:rPr>
+        <w:t xml:space="preserve"> </w:t>
+      </w:r>
+      <w:r>
+        <w:rPr>
+          <w:sz w:val="24"/>
+          <w:szCs w:val="24"/>
+        </w:rPr>
+        <w:t>take necessary action in this regard</w:t>
+      </w:r>
+      <w:r>
+        <w:rPr>
+          <w:sz w:val="24"/>
+          <w:szCs w:val="24"/>
+        </w:rPr>
+        <w:t>.</w:t>
       </w:r>
     </w:p>
     <w:p>
       <w:pPr>
+        <w:spacing w:line="276" w:lineRule="auto"/>
         <w:jc w:val="both"/>
         <w:rPr>
           <w:sz w:val="24"/>
@@ -1166,6 +727,95 @@
     </w:p>
     <w:p>
       <w:pPr>
+        <w:spacing w:line="276" w:lineRule="auto"/>
+        <w:jc w:val="both"/>
+        <w:rPr>
+          <w:sz w:val="24"/>
+          <w:szCs w:val="24"/>
+        </w:rPr>
+      </w:pPr>
+      <w:r>
+        <w:rPr>
+          <w:sz w:val="24"/>
+          <w:szCs w:val="24"/>
+        </w:rPr>
+        <w:t>For the purpose of inter-departmental integration and cross-analysis, it is required that API access be provided to enable consumption of the requisite data by the Commercial Taxes Department.</w:t>
+      </w:r>
+    </w:p>
+    <w:p>
+      <w:pPr>
+        <w:spacing w:line="276" w:lineRule="auto"/>
+        <w:jc w:val="both"/>
+        <w:rPr>
+          <w:sz w:val="24"/>
+          <w:szCs w:val="24"/>
+        </w:rPr>
+      </w:pPr>
+      <w:r>
+        <w:rPr>
+          <w:sz w:val="24"/>
+          <w:szCs w:val="24"/>
+        </w:rPr>
+        <w:t>Annexure-A enclosed herewith contains the details of the data elements required for integration, along with the expected data format and specifications. It is requested that suitable APIs may be provided to enable access to the requisite data as specified in Annexure-A.</w:t>
+      </w:r>
+    </w:p>
+    <w:p>
+      <w:pPr>
+        <w:spacing w:line="276" w:lineRule="auto"/>
+        <w:jc w:val="both"/>
+        <w:rPr>
+          <w:sz w:val="24"/>
+          <w:szCs w:val="24"/>
+        </w:rPr>
+      </w:pPr>
+    </w:p>
+    <w:p>
+      <w:pPr>
+        <w:spacing w:line="276" w:lineRule="auto"/>
+        <w:jc w:val="both"/>
+        <w:rPr>
+          <w:sz w:val="24"/>
+          <w:szCs w:val="24"/>
+        </w:rPr>
+      </w:pPr>
+      <w:r>
+        <w:rPr>
+          <w:sz w:val="24"/>
+          <w:szCs w:val="24"/>
+        </w:rPr>
+        <w:t xml:space="preserve">The nodal officer from the Commercial Taxes Department for this project is Sh. Narendra Singh Shekhawat, Special Commissioner (BIU) (Mobile: 9413366655). The concerned officers may kindly coordinate with him for facilitating the integration process and resolving any technical or functional issues. </w:t>
+      </w:r>
+    </w:p>
+    <w:p>
+      <w:pPr>
+        <w:spacing w:line="276" w:lineRule="auto"/>
+        <w:jc w:val="both"/>
+        <w:rPr>
+          <w:sz w:val="24"/>
+          <w:szCs w:val="24"/>
+        </w:rPr>
+      </w:pPr>
+    </w:p>
+    <w:p>
+      <w:pPr>
+        <w:spacing w:line="276" w:lineRule="auto"/>
+        <w:jc w:val="both"/>
+        <w:rPr>
+          <w:sz w:val="24"/>
+          <w:szCs w:val="24"/>
+        </w:rPr>
+      </w:pPr>
+      <w:r>
+        <w:rPr>
+          <w:sz w:val="24"/>
+          <w:szCs w:val="24"/>
+        </w:rPr>
+        <w:t>We would be grateful for your early intervention so that, in the next monthly revenue review meeting to be chaired by the Hon’ble Chief Minister, substantial progress on this initiative can be demonstrated.</w:t>
+      </w:r>
+    </w:p>
+    <w:p>
+      <w:pPr>
+        <w:spacing w:line="276" w:lineRule="auto"/>
         <w:jc w:val="both"/>
         <w:rPr>
           <w:sz w:val="24"/>
@@ -1187,35 +837,13 @@
           <w:szCs w:val="24"/>
           <w:lang w:val="en-US"/>
         </w:rPr>
-        <w:t>Top of Form</w:t>
+        <w:t>Top of FormBottom of Form</w:t>
       </w:r>
     </w:p>
     <w:p>
       <w:pPr>
         <w:spacing w:line="360" w:lineRule="auto"/>
         <w:rPr>
-          <w:rFonts w:eastAsia="Arial"/>
-          <w:vanish/>
-          <w:sz w:val="24"/>
-          <w:szCs w:val="24"/>
-          <w:lang w:val="en-US"/>
-        </w:rPr>
-      </w:pPr>
-      <w:r>
-        <w:rPr>
-          <w:rFonts w:eastAsia="Arial"/>
-          <w:vanish/>
-          <w:sz w:val="24"/>
-          <w:szCs w:val="24"/>
-          <w:lang w:val="en-US"/>
-        </w:rPr>
-        <w:t>Bottom of Form</w:t>
-      </w:r>
-    </w:p>
-    <w:p>
-      <w:pPr>
-        <w:spacing w:line="360" w:lineRule="auto"/>
-        <w:rPr>
           <w:sz w:val="22"/>
           <w:szCs w:val="22"/>
         </w:rPr>
@@ -1283,6 +911,13 @@
           <w:sz w:val="22"/>
           <w:szCs w:val="22"/>
         </w:rPr>
+        <w:t xml:space="preserve">           </w:t>
+      </w:r>
+      <w:r>
+        <w:rPr>
+          <w:sz w:val="22"/>
+          <w:szCs w:val="22"/>
+        </w:rPr>
         <w:tab/>
       </w:r>
       <w:r>
@@ -1290,42 +925,42 @@
           <w:sz w:val="22"/>
           <w:szCs w:val="22"/>
         </w:rPr>
-        <w:t xml:space="preserve">        </w:t>
+        <w:t xml:space="preserve">   </w:t>
       </w:r>
       <w:r>
         <w:rPr>
+          <w:sz w:val="22"/>
+          <w:szCs w:val="22"/>
+        </w:rPr>
+        <w:t xml:space="preserve"> </w:t>
+      </w:r>
+      <w:r>
+        <w:rPr>
+          <w:sz w:val="22"/>
+          <w:szCs w:val="22"/>
+        </w:rPr>
+        <w:t xml:space="preserve">     </w:t>
+      </w:r>
+      <w:r>
+        <w:rPr>
           <w:sz w:val="24"/>
           <w:szCs w:val="24"/>
         </w:rPr>
-        <w:t xml:space="preserve">(Narendra </w:t>
+        <w:t> </w:t>
       </w:r>
       <w:r>
         <w:rPr>
           <w:sz w:val="24"/>
           <w:szCs w:val="24"/>
         </w:rPr>
-        <w:t xml:space="preserve">Singh </w:t>
+        <w:t xml:space="preserve">     </w:t>
       </w:r>
       <w:r>
         <w:rPr>
           <w:sz w:val="24"/>
           <w:szCs w:val="24"/>
         </w:rPr>
-        <w:t>S</w:t>
-      </w:r>
-      <w:r>
-        <w:rPr>
-          <w:sz w:val="24"/>
-          <w:szCs w:val="24"/>
-        </w:rPr>
-        <w:t>h</w:t>
-      </w:r>
-      <w:r>
-        <w:rPr>
-          <w:sz w:val="24"/>
-          <w:szCs w:val="24"/>
-        </w:rPr>
-        <w:t>ekhawat)</w:t>
+        <w:t>( Anandhi ) </w:t>
       </w:r>
     </w:p>
     <w:p>
@@ -1338,6 +973,15 @@
       </w:pPr>
       <w:r>
         <w:rPr>
+          <w:b/>
+          <w:bCs/>
+          <w:sz w:val="24"/>
+          <w:szCs w:val="24"/>
+        </w:rPr>
+        <w:t> </w:t>
+      </w:r>
+      <w:r>
+        <w:rPr>
           <w:sz w:val="24"/>
           <w:szCs w:val="24"/>
         </w:rPr>
@@ -1390,8 +1034,21 @@
           <w:sz w:val="24"/>
           <w:szCs w:val="24"/>
         </w:rPr>
-        <w:tab/>
-        <w:t xml:space="preserve">       Special Commissioner-BIU</w:t>
+        <w:t xml:space="preserve">           </w:t>
+      </w:r>
+      <w:r>
+        <w:rPr>
+          <w:sz w:val="24"/>
+          <w:szCs w:val="24"/>
+        </w:rPr>
+        <w:t xml:space="preserve">        </w:t>
+      </w:r>
+      <w:r>
+        <w:rPr>
+          <w:sz w:val="24"/>
+          <w:szCs w:val="24"/>
+        </w:rPr>
+        <w:t>Chief Commissioner, </w:t>
       </w:r>
     </w:p>
     <w:p>
@@ -1407,58 +1064,33 @@
           <w:sz w:val="24"/>
           <w:szCs w:val="24"/>
         </w:rPr>
-        <w:tab/>
+        <w:t xml:space="preserve">                                                                                     </w:t>
       </w:r>
       <w:r>
         <w:rPr>
           <w:sz w:val="24"/>
           <w:szCs w:val="24"/>
         </w:rPr>
-        <w:tab/>
+        <w:t>Commercial Taxes Department, Jaipur </w:t>
       </w:r>
-      <w:r>
+    </w:p>
+    <w:p>
+      <w:pPr>
+        <w:spacing w:line="276" w:lineRule="auto"/>
         <w:rPr>
           <w:sz w:val="24"/>
           <w:szCs w:val="24"/>
         </w:rPr>
-        <w:tab/>
-      </w:r>
-      <w:r>
+      </w:pPr>
+    </w:p>
+    <w:p>
+      <w:pPr>
+        <w:spacing w:line="360" w:lineRule="auto"/>
         <w:rPr>
           <w:sz w:val="24"/>
           <w:szCs w:val="24"/>
         </w:rPr>
-        <w:tab/>
-      </w:r>
-      <w:r>
-        <w:rPr>
-          <w:sz w:val="24"/>
-          <w:szCs w:val="24"/>
-        </w:rPr>
-        <w:tab/>
-      </w:r>
-      <w:r>
-        <w:rPr>
-          <w:sz w:val="24"/>
-          <w:szCs w:val="24"/>
-        </w:rPr>
-        <w:tab/>
-      </w:r>
-      <w:r>
-        <w:rPr>
-          <w:sz w:val="24"/>
-          <w:szCs w:val="24"/>
-        </w:rPr>
-        <w:tab/>
-      </w:r>
-      <w:r>
-        <w:rPr>
-          <w:sz w:val="24"/>
-          <w:szCs w:val="24"/>
-        </w:rPr>
-        <w:tab/>
-        <w:t xml:space="preserve">    Commercial Taxes Department</w:t>
-      </w:r>
+      </w:pPr>
     </w:p>
     <w:p>
       <w:pPr>
@@ -1483,7 +1115,6 @@
           <w:bCs/>
           <w:u w:val="single"/>
         </w:rPr>
-        <w:lastRenderedPageBreak/>
         <w:t>Annexure A Data required through AP</w:t>
       </w:r>
       <w:r>
@@ -3089,6 +2720,7 @@
                 <w:sz w:val="18"/>
                 <w:szCs w:val="18"/>
               </w:rPr>
+              <w:lastRenderedPageBreak/>
               <w:t>CONVEYOR_BELT_ID</w:t>
             </w:r>
           </w:p>
@@ -3241,7 +2873,6 @@
                 <w:sz w:val="18"/>
                 <w:szCs w:val="18"/>
               </w:rPr>
-              <w:lastRenderedPageBreak/>
               <w:t>RSMET</w:t>
             </w:r>
           </w:p>
@@ -4756,6 +4387,7 @@
                 <w:sz w:val="18"/>
                 <w:szCs w:val="18"/>
               </w:rPr>
+              <w:lastRenderedPageBreak/>
               <w:t>Columns</w:t>
             </w:r>
           </w:p>
@@ -4908,7 +4540,6 @@
                 <w:sz w:val="18"/>
                 <w:szCs w:val="18"/>
               </w:rPr>
-              <w:lastRenderedPageBreak/>
               <w:t>MINERAL_TYPE</w:t>
             </w:r>
           </w:p>
@@ -6483,6 +6114,7 @@
                 <w:sz w:val="18"/>
                 <w:szCs w:val="18"/>
               </w:rPr>
+              <w:lastRenderedPageBreak/>
               <w:t>EFFECTIVE_FROM_DATE</w:t>
             </w:r>
           </w:p>
@@ -6597,7 +6229,6 @@
                 <w:sz w:val="18"/>
                 <w:szCs w:val="18"/>
               </w:rPr>
-              <w:lastRenderedPageBreak/>
               <w:t>LAST_NAME</w:t>
             </w:r>
           </w:p>
@@ -8135,6 +7766,7 @@
                 <w:sz w:val="18"/>
                 <w:szCs w:val="18"/>
               </w:rPr>
+              <w:lastRenderedPageBreak/>
               <w:t>Columns</w:t>
             </w:r>
           </w:p>
@@ -8211,7 +7843,6 @@
                 <w:sz w:val="18"/>
                 <w:szCs w:val="18"/>
               </w:rPr>
-              <w:lastRenderedPageBreak/>
               <w:t>TRANSFER_ORDER_NO</w:t>
             </w:r>
           </w:p>
@@ -9823,6 +9454,7 @@
                 <w:sz w:val="18"/>
                 <w:szCs w:val="18"/>
               </w:rPr>
+              <w:lastRenderedPageBreak/>
               <w:t>STOCK_LOC_NAME</w:t>
             </w:r>
           </w:p>
@@ -9899,7 +9531,6 @@
                 <w:sz w:val="18"/>
                 <w:szCs w:val="18"/>
               </w:rPr>
-              <w:lastRenderedPageBreak/>
               <w:t>ADDRESS</w:t>
             </w:r>
           </w:p>
@@ -11462,6 +11093,7 @@
                 <w:sz w:val="18"/>
                 <w:szCs w:val="18"/>
               </w:rPr>
+              <w:lastRenderedPageBreak/>
               <w:t>Columns</w:t>
             </w:r>
           </w:p>
@@ -11576,7 +11208,6 @@
                 <w:sz w:val="18"/>
                 <w:szCs w:val="18"/>
               </w:rPr>
-              <w:lastRenderedPageBreak/>
               <w:t>FEE_TYPE_ID</w:t>
             </w:r>
           </w:p>
@@ -13161,6 +12792,7 @@
                 <w:sz w:val="18"/>
                 <w:szCs w:val="18"/>
               </w:rPr>
+              <w:lastRenderedPageBreak/>
               <w:t>FIRST_CHALLAN_ID</w:t>
             </w:r>
           </w:p>
@@ -13237,7 +12869,6 @@
                 <w:sz w:val="18"/>
                 <w:szCs w:val="18"/>
               </w:rPr>
-              <w:lastRenderedPageBreak/>
               <w:t>REMARKS</w:t>
             </w:r>
           </w:p>
@@ -14856,6 +14487,7 @@
                 <w:sz w:val="18"/>
                 <w:szCs w:val="18"/>
               </w:rPr>
+              <w:lastRenderedPageBreak/>
               <w:t>GSTIN_NO</w:t>
             </w:r>
           </w:p>
@@ -14932,7 +14564,6 @@
                 <w:sz w:val="18"/>
                 <w:szCs w:val="18"/>
               </w:rPr>
-              <w:lastRenderedPageBreak/>
               <w:t>PERIOD_OF_CONTRACT</w:t>
             </w:r>
           </w:p>
@@ -16545,7 +16176,6 @@
           <w:sz w:val="18"/>
           <w:szCs w:val="18"/>
         </w:rPr>
-        <w:lastRenderedPageBreak/>
         <w:t>CONTRACT MINERAL</w:t>
       </w:r>
     </w:p>
@@ -17746,6 +17376,8 @@
     </w:p>
     <w:p>
       <w:pPr>
+        <w:pStyle w:val="ListParagraph"/>
+        <w:ind w:left="360"/>
         <w:rPr>
           <w:rFonts w:ascii="Aptos Narrow" w:hAnsi="Aptos Narrow"/>
           <w:b/>
@@ -17755,7 +17387,11 @@
           <w:szCs w:val="22"/>
         </w:rPr>
       </w:pPr>
-      <w:r>
+    </w:p>
+    <w:p>
+      <w:pPr>
+        <w:pStyle w:val="ListParagraph"/>
+        <w:ind w:left="360"/>
         <w:rPr>
           <w:rFonts w:ascii="Aptos Narrow" w:hAnsi="Aptos Narrow"/>
           <w:b/>
@@ -17764,8 +17400,17 @@
           <w:sz w:val="22"/>
           <w:szCs w:val="22"/>
         </w:rPr>
-        <w:t>22. Mapping of ERCC lease</w:t>
-      </w:r>
+      </w:pPr>
+    </w:p>
+    <w:p>
+      <w:pPr>
+        <w:rPr>
+          <w:rFonts w:ascii="Aptos Narrow" w:hAnsi="Aptos Narrow"/>
+          <w:color w:val="000000"/>
+          <w:sz w:val="22"/>
+          <w:szCs w:val="22"/>
+        </w:rPr>
+      </w:pPr>
       <w:r>
         <w:rPr>
           <w:rFonts w:ascii="Aptos Narrow" w:hAnsi="Aptos Narrow"/>
@@ -17775,7 +17420,7 @@
           <w:sz w:val="22"/>
           <w:szCs w:val="22"/>
         </w:rPr>
-        <w:t>:</w:t>
+        <w:t xml:space="preserve">22. Mapping of ERCC </w:t>
       </w:r>
       <w:r>
         <w:rPr>
@@ -17786,44 +17431,383 @@
           <w:sz w:val="22"/>
           <w:szCs w:val="22"/>
         </w:rPr>
-        <w:br/>
+        <w:t>-</w:t>
       </w:r>
       <w:r>
         <w:rPr>
           <w:rFonts w:ascii="Aptos Narrow" w:hAnsi="Aptos Narrow"/>
+          <w:b/>
+          <w:bCs/>
           <w:color w:val="000000"/>
           <w:sz w:val="22"/>
           <w:szCs w:val="22"/>
         </w:rPr>
-        <w:t>We have received the lease mappings for the ERCC contracts. However, upon review, we have identified that for the period 2021–2026, there are 295 contract IDs that do not have any corresponding lease mapping.</w:t>
+        <w:t>lease</w:t>
       </w:r>
       <w:r>
         <w:rPr>
           <w:rFonts w:ascii="Aptos Narrow" w:hAnsi="Aptos Narrow"/>
+          <w:b/>
+          <w:bCs/>
           <w:color w:val="000000"/>
           <w:sz w:val="22"/>
           <w:szCs w:val="22"/>
         </w:rPr>
-        <w:t xml:space="preserve"> If require, those finding can be provided by BIU </w:t>
+        <w:t>:</w:t>
       </w:r>
-      <w:r>
+    </w:p>
+    <w:p>
+      <w:pPr>
         <w:rPr>
           <w:rFonts w:ascii="Aptos Narrow" w:hAnsi="Aptos Narrow"/>
+          <w:b/>
+          <w:bCs/>
           <w:color w:val="000000"/>
           <w:sz w:val="22"/>
           <w:szCs w:val="22"/>
         </w:rPr>
-        <w:t>Team.</w:t>
-      </w:r>
-      <w:r>
+      </w:pPr>
+    </w:p>
+    <w:tbl>
+      <w:tblPr>
+        <w:tblW w:w="2380" w:type="dxa"/>
+        <w:tblInd w:w="113" w:type="dxa"/>
+        <w:tblLook w:val="04A0" w:firstRow="1" w:lastRow="0" w:firstColumn="1" w:lastColumn="0" w:noHBand="0" w:noVBand="1"/>
+      </w:tblPr>
+      <w:tblGrid>
+        <w:gridCol w:w="2380"/>
+      </w:tblGrid>
+      <w:tr>
+        <w:trPr>
+          <w:trHeight w:val="290"/>
+          <w:tblHeader/>
+        </w:trPr>
+        <w:tc>
+          <w:tcPr>
+            <w:tcW w:w="2380" w:type="dxa"/>
+            <w:tcBorders>
+              <w:top w:val="single" w:sz="4" w:space="0" w:color="auto"/>
+              <w:left w:val="single" w:sz="4" w:space="0" w:color="auto"/>
+              <w:bottom w:val="single" w:sz="4" w:space="0" w:color="auto"/>
+              <w:right w:val="single" w:sz="4" w:space="0" w:color="auto"/>
+            </w:tcBorders>
+            <w:shd w:val="clear" w:color="auto" w:fill="D0CECE" w:themeFill="background2" w:themeFillShade="E6"/>
+            <w:noWrap/>
+            <w:vAlign w:val="bottom"/>
+            <w:hideMark/>
+          </w:tcPr>
+          <w:p>
+            <w:pPr>
+              <w:rPr>
+                <w:rFonts w:ascii="Aptos Narrow" w:hAnsi="Aptos Narrow"/>
+                <w:b/>
+                <w:bCs/>
+                <w:color w:val="000000"/>
+                <w:sz w:val="18"/>
+                <w:szCs w:val="18"/>
+              </w:rPr>
+            </w:pPr>
+            <w:r>
+              <w:rPr>
+                <w:rFonts w:ascii="Aptos Narrow" w:hAnsi="Aptos Narrow"/>
+                <w:b/>
+                <w:bCs/>
+                <w:color w:val="000000"/>
+                <w:sz w:val="18"/>
+                <w:szCs w:val="18"/>
+              </w:rPr>
+              <w:t>Columns</w:t>
+            </w:r>
+          </w:p>
+        </w:tc>
+      </w:tr>
+      <w:tr>
+        <w:trPr>
+          <w:trHeight w:val="290"/>
+        </w:trPr>
+        <w:tc>
+          <w:tcPr>
+            <w:tcW w:w="2380" w:type="dxa"/>
+            <w:tcBorders>
+              <w:top w:val="nil"/>
+              <w:left w:val="single" w:sz="4" w:space="0" w:color="auto"/>
+              <w:bottom w:val="single" w:sz="4" w:space="0" w:color="auto"/>
+              <w:right w:val="single" w:sz="4" w:space="0" w:color="auto"/>
+            </w:tcBorders>
+            <w:noWrap/>
+            <w:vAlign w:val="bottom"/>
+            <w:hideMark/>
+          </w:tcPr>
+          <w:p>
+            <w:pPr>
+              <w:rPr>
+                <w:rFonts w:ascii="Aptos Narrow" w:hAnsi="Aptos Narrow"/>
+                <w:color w:val="000000"/>
+                <w:sz w:val="18"/>
+                <w:szCs w:val="18"/>
+              </w:rPr>
+            </w:pPr>
+            <w:r>
+              <w:rPr>
+                <w:rFonts w:ascii="Aptos Narrow" w:hAnsi="Aptos Narrow"/>
+                <w:color w:val="000000"/>
+                <w:sz w:val="18"/>
+                <w:szCs w:val="18"/>
+              </w:rPr>
+              <w:t>Contract ID</w:t>
+            </w:r>
+          </w:p>
+        </w:tc>
+      </w:tr>
+      <w:tr>
+        <w:trPr>
+          <w:trHeight w:val="290"/>
+        </w:trPr>
+        <w:tc>
+          <w:tcPr>
+            <w:tcW w:w="2380" w:type="dxa"/>
+            <w:tcBorders>
+              <w:top w:val="nil"/>
+              <w:left w:val="single" w:sz="4" w:space="0" w:color="auto"/>
+              <w:bottom w:val="single" w:sz="4" w:space="0" w:color="auto"/>
+              <w:right w:val="single" w:sz="4" w:space="0" w:color="auto"/>
+            </w:tcBorders>
+            <w:noWrap/>
+            <w:vAlign w:val="bottom"/>
+            <w:hideMark/>
+          </w:tcPr>
+          <w:p>
+            <w:pPr>
+              <w:rPr>
+                <w:rFonts w:ascii="Aptos Narrow" w:hAnsi="Aptos Narrow"/>
+                <w:color w:val="000000"/>
+                <w:sz w:val="18"/>
+                <w:szCs w:val="18"/>
+              </w:rPr>
+            </w:pPr>
+            <w:r>
+              <w:rPr>
+                <w:rFonts w:ascii="Aptos Narrow" w:hAnsi="Aptos Narrow"/>
+                <w:color w:val="000000"/>
+                <w:sz w:val="18"/>
+                <w:szCs w:val="18"/>
+              </w:rPr>
+              <w:t>Contractor Name</w:t>
+            </w:r>
+          </w:p>
+        </w:tc>
+      </w:tr>
+      <w:tr>
+        <w:trPr>
+          <w:trHeight w:val="290"/>
+        </w:trPr>
+        <w:tc>
+          <w:tcPr>
+            <w:tcW w:w="2380" w:type="dxa"/>
+            <w:tcBorders>
+              <w:top w:val="nil"/>
+              <w:left w:val="single" w:sz="4" w:space="0" w:color="auto"/>
+              <w:bottom w:val="single" w:sz="4" w:space="0" w:color="auto"/>
+              <w:right w:val="single" w:sz="4" w:space="0" w:color="auto"/>
+            </w:tcBorders>
+            <w:noWrap/>
+            <w:vAlign w:val="bottom"/>
+            <w:hideMark/>
+          </w:tcPr>
+          <w:p>
+            <w:pPr>
+              <w:rPr>
+                <w:rFonts w:ascii="Aptos Narrow" w:hAnsi="Aptos Narrow"/>
+                <w:color w:val="000000"/>
+                <w:sz w:val="18"/>
+                <w:szCs w:val="18"/>
+              </w:rPr>
+            </w:pPr>
+            <w:r>
+              <w:rPr>
+                <w:rFonts w:ascii="Aptos Narrow" w:hAnsi="Aptos Narrow"/>
+                <w:color w:val="000000"/>
+                <w:sz w:val="18"/>
+                <w:szCs w:val="18"/>
+              </w:rPr>
+              <w:t>Contract Period Valid to</w:t>
+            </w:r>
+          </w:p>
+        </w:tc>
+      </w:tr>
+      <w:tr>
+        <w:trPr>
+          <w:trHeight w:val="290"/>
+        </w:trPr>
+        <w:tc>
+          <w:tcPr>
+            <w:tcW w:w="2380" w:type="dxa"/>
+            <w:tcBorders>
+              <w:top w:val="nil"/>
+              <w:left w:val="single" w:sz="4" w:space="0" w:color="auto"/>
+              <w:bottom w:val="single" w:sz="4" w:space="0" w:color="auto"/>
+              <w:right w:val="single" w:sz="4" w:space="0" w:color="auto"/>
+            </w:tcBorders>
+            <w:noWrap/>
+            <w:vAlign w:val="bottom"/>
+            <w:hideMark/>
+          </w:tcPr>
+          <w:p>
+            <w:pPr>
+              <w:rPr>
+                <w:rFonts w:ascii="Aptos Narrow" w:hAnsi="Aptos Narrow"/>
+                <w:color w:val="000000"/>
+                <w:sz w:val="18"/>
+                <w:szCs w:val="18"/>
+              </w:rPr>
+            </w:pPr>
+            <w:r>
+              <w:rPr>
+                <w:rFonts w:ascii="Aptos Narrow" w:hAnsi="Aptos Narrow"/>
+                <w:color w:val="000000"/>
+                <w:sz w:val="18"/>
+                <w:szCs w:val="18"/>
+              </w:rPr>
+              <w:t>Contract Amount</w:t>
+            </w:r>
+          </w:p>
+        </w:tc>
+      </w:tr>
+      <w:tr>
+        <w:trPr>
+          <w:trHeight w:val="290"/>
+        </w:trPr>
+        <w:tc>
+          <w:tcPr>
+            <w:tcW w:w="2380" w:type="dxa"/>
+            <w:tcBorders>
+              <w:top w:val="nil"/>
+              <w:left w:val="single" w:sz="4" w:space="0" w:color="auto"/>
+              <w:bottom w:val="single" w:sz="4" w:space="0" w:color="auto"/>
+              <w:right w:val="single" w:sz="4" w:space="0" w:color="auto"/>
+            </w:tcBorders>
+            <w:noWrap/>
+            <w:vAlign w:val="bottom"/>
+          </w:tcPr>
+          <w:p>
+            <w:pPr>
+              <w:rPr>
+                <w:rFonts w:ascii="Aptos Narrow" w:hAnsi="Aptos Narrow"/>
+                <w:color w:val="000000"/>
+                <w:sz w:val="18"/>
+                <w:szCs w:val="18"/>
+              </w:rPr>
+            </w:pPr>
+            <w:r>
+              <w:rPr>
+                <w:rFonts w:ascii="Aptos Narrow" w:hAnsi="Aptos Narrow"/>
+                <w:color w:val="000000"/>
+                <w:sz w:val="18"/>
+                <w:szCs w:val="18"/>
+              </w:rPr>
+              <w:lastRenderedPageBreak/>
+              <w:t>C</w:t>
+            </w:r>
+            <w:r>
+              <w:rPr>
+                <w:rFonts w:ascii="Aptos Narrow" w:hAnsi="Aptos Narrow"/>
+                <w:color w:val="000000"/>
+                <w:sz w:val="18"/>
+                <w:szCs w:val="18"/>
+              </w:rPr>
+              <w:t>ontractor GSTIN</w:t>
+            </w:r>
+          </w:p>
+        </w:tc>
+      </w:tr>
+      <w:tr>
+        <w:trPr>
+          <w:trHeight w:val="290"/>
+        </w:trPr>
+        <w:tc>
+          <w:tcPr>
+            <w:tcW w:w="2380" w:type="dxa"/>
+            <w:tcBorders>
+              <w:top w:val="nil"/>
+              <w:left w:val="single" w:sz="4" w:space="0" w:color="auto"/>
+              <w:bottom w:val="single" w:sz="4" w:space="0" w:color="auto"/>
+              <w:right w:val="single" w:sz="4" w:space="0" w:color="auto"/>
+            </w:tcBorders>
+            <w:noWrap/>
+            <w:vAlign w:val="bottom"/>
+            <w:hideMark/>
+          </w:tcPr>
+          <w:p>
+            <w:pPr>
+              <w:rPr>
+                <w:rFonts w:ascii="Aptos Narrow" w:hAnsi="Aptos Narrow"/>
+                <w:color w:val="000000"/>
+                <w:sz w:val="18"/>
+                <w:szCs w:val="18"/>
+              </w:rPr>
+            </w:pPr>
+            <w:r>
+              <w:rPr>
+                <w:rFonts w:ascii="Aptos Narrow" w:hAnsi="Aptos Narrow"/>
+                <w:color w:val="000000"/>
+                <w:sz w:val="18"/>
+                <w:szCs w:val="18"/>
+              </w:rPr>
+              <w:t>Lease ID</w:t>
+            </w:r>
+          </w:p>
+        </w:tc>
+      </w:tr>
+      <w:tr>
+        <w:trPr>
+          <w:trHeight w:val="290"/>
+        </w:trPr>
+        <w:tc>
+          <w:tcPr>
+            <w:tcW w:w="2380" w:type="dxa"/>
+            <w:tcBorders>
+              <w:top w:val="nil"/>
+              <w:left w:val="single" w:sz="4" w:space="0" w:color="auto"/>
+              <w:bottom w:val="single" w:sz="4" w:space="0" w:color="auto"/>
+              <w:right w:val="single" w:sz="4" w:space="0" w:color="auto"/>
+            </w:tcBorders>
+            <w:noWrap/>
+            <w:vAlign w:val="bottom"/>
+            <w:hideMark/>
+          </w:tcPr>
+          <w:p>
+            <w:pPr>
+              <w:rPr>
+                <w:rFonts w:ascii="Aptos Narrow" w:hAnsi="Aptos Narrow"/>
+                <w:color w:val="000000"/>
+                <w:sz w:val="18"/>
+                <w:szCs w:val="18"/>
+              </w:rPr>
+            </w:pPr>
+            <w:r>
+              <w:rPr>
+                <w:rFonts w:ascii="Aptos Narrow" w:hAnsi="Aptos Narrow"/>
+                <w:color w:val="000000"/>
+                <w:sz w:val="18"/>
+                <w:szCs w:val="18"/>
+              </w:rPr>
+              <w:t>Lease Name</w:t>
+            </w:r>
+          </w:p>
+        </w:tc>
+      </w:tr>
+    </w:tbl>
+    <w:p>
+      <w:pPr>
         <w:rPr>
           <w:rFonts w:ascii="Aptos Narrow" w:hAnsi="Aptos Narrow"/>
+          <w:b/>
+          <w:bCs/>
           <w:color w:val="000000"/>
           <w:sz w:val="22"/>
           <w:szCs w:val="22"/>
         </w:rPr>
-        <w:t xml:space="preserve"> </w:t>
-      </w:r>
+      </w:pPr>
     </w:p>
     <w:sectPr>
       <w:pgSz w:w="11906" w:h="16838"/>
